--- a/правки/T01.1_FavoriteRoute_v1.1_правки_выделено.docx
+++ b/правки/T01.1_FavoriteRoute_v1.1_правки_выделено.docx
@@ -20032,7 +20032,16 @@
           <w:szCs w:val="24"/>
           <w:lang w:val="ru-RU"/>
         </w:rPr>
-        <w:t xml:space="preserve"> не применяется. Мобильное приложение не изучалось. </w:t>
+        <w:t xml:space="preserve"> не применяется.</w:t>
+      </w:r>
+      <w:r>
+        <w:rPr>
+          <w:rFonts w:ascii="Times New Roman" w:hAnsi="Times New Roman" w:cs="Times New Roman"/>
+          <w:color w:val="auto"/>
+          <w:sz w:val="24"/>
+          <w:szCs w:val="24"/>
+          <w:lang w:val="ru-RU"/>
+        </w:rPr>
       </w:r>
     </w:p>
     <w:p>
